--- a/src/utils/template_check.docx
+++ b/src/utils/template_check.docx
@@ -371,7 +371,7 @@
           <w:b/>
           <w:szCs w:val="24"/>
         </w:rPr>
-        <w:t>+375 29 984-67-46</w:t>
+        <w:t>+375 29 134-21-97</w:t>
       </w:r>
     </w:p>
     <w:p>
@@ -518,246 +518,182 @@
           <w:szCs w:val="8"/>
         </w:rPr>
       </w:pPr>
+    </w:p>
+    <w:p>
+      <w:r>
+        <w:t>{{</w:t>
+      </w:r>
+      <w:r>
+        <w:rPr>
+          <w:lang w:val="en-US"/>
+        </w:rPr>
+        <w:t>table</w:t>
+      </w:r>
+      <w:r>
+        <w:t>}}</w:t>
+      </w:r>
+    </w:p>
+    <w:p/>
+    <w:p>
+      <w:pPr>
+        <w:rPr>
+          <w:rFonts w:ascii="Times New Roman" w:hAnsi="Times New Roman" w:cs="Times New Roman"/>
+          <w:b/>
+          <w:sz w:val="24"/>
+          <w:szCs w:val="24"/>
+        </w:rPr>
+      </w:pPr>
+      <w:r>
+        <w:rPr>
+          <w:rFonts w:ascii="Times New Roman" w:hAnsi="Times New Roman" w:cs="Times New Roman"/>
+          <w:b/>
+          <w:sz w:val="24"/>
+          <w:szCs w:val="24"/>
+        </w:rPr>
+        <w:t>Всего</w:t>
+      </w:r>
+      <w:r>
+        <w:rPr>
+          <w:rFonts w:ascii="Times New Roman" w:hAnsi="Times New Roman" w:cs="Times New Roman"/>
+          <w:b/>
+          <w:sz w:val="24"/>
+          <w:szCs w:val="24"/>
+        </w:rPr>
+        <w:t xml:space="preserve"> на сумму: {{</w:t>
+      </w:r>
+      <w:proofErr w:type="spellStart"/>
+      <w:r>
+        <w:rPr>
+          <w:rFonts w:ascii="Times New Roman" w:hAnsi="Times New Roman" w:cs="Times New Roman"/>
+          <w:b/>
+          <w:sz w:val="24"/>
+          <w:szCs w:val="24"/>
+          <w:lang w:val="en-US"/>
+        </w:rPr>
+        <w:t>totalSum</w:t>
+      </w:r>
+      <w:proofErr w:type="spellEnd"/>
+      <w:r>
+        <w:rPr>
+          <w:rFonts w:ascii="Times New Roman" w:hAnsi="Times New Roman" w:cs="Times New Roman"/>
+          <w:b/>
+          <w:sz w:val="24"/>
+          <w:szCs w:val="24"/>
+        </w:rPr>
+        <w:t>}}</w:t>
+      </w:r>
+      <w:r>
+        <w:rPr>
+          <w:rFonts w:ascii="Times New Roman" w:hAnsi="Times New Roman" w:cs="Times New Roman"/>
+          <w:b/>
+          <w:sz w:val="24"/>
+          <w:szCs w:val="24"/>
+        </w:rPr>
+        <w:t xml:space="preserve"> </w:t>
+      </w:r>
+      <w:proofErr w:type="spellStart"/>
+      <w:r>
+        <w:rPr>
+          <w:rFonts w:ascii="Times New Roman" w:hAnsi="Times New Roman" w:cs="Times New Roman"/>
+          <w:b/>
+          <w:sz w:val="24"/>
+          <w:szCs w:val="24"/>
+        </w:rPr>
+        <w:t>бел.руб</w:t>
+      </w:r>
+      <w:proofErr w:type="spellEnd"/>
+      <w:r>
+        <w:rPr>
+          <w:rFonts w:ascii="Times New Roman" w:hAnsi="Times New Roman" w:cs="Times New Roman"/>
+          <w:b/>
+          <w:sz w:val="24"/>
+          <w:szCs w:val="24"/>
+        </w:rPr>
+        <w:t>.</w:t>
+      </w:r>
+      <w:r>
+        <w:rPr>
+          <w:rFonts w:ascii="Times New Roman" w:hAnsi="Times New Roman" w:cs="Times New Roman"/>
+          <w:b/>
+          <w:sz w:val="24"/>
+          <w:szCs w:val="24"/>
+        </w:rPr>
+        <w:t xml:space="preserve"> </w:t>
+      </w:r>
+      <w:r>
+        <w:rPr>
+          <w:rFonts w:ascii="Times New Roman" w:hAnsi="Times New Roman" w:cs="Times New Roman"/>
+          <w:b/>
+          <w:sz w:val="24"/>
+          <w:szCs w:val="24"/>
+        </w:rPr>
+        <w:t>(</w:t>
+      </w:r>
+      <w:r>
+        <w:rPr>
+          <w:rFonts w:ascii="Times New Roman" w:hAnsi="Times New Roman" w:cs="Times New Roman"/>
+          <w:b/>
+          <w:sz w:val="24"/>
+          <w:szCs w:val="24"/>
+        </w:rPr>
+        <w:t>{{</w:t>
+      </w:r>
+      <w:proofErr w:type="spellStart"/>
+      <w:r>
+        <w:rPr>
+          <w:rFonts w:ascii="Times New Roman" w:hAnsi="Times New Roman" w:cs="Times New Roman"/>
+          <w:b/>
+          <w:sz w:val="24"/>
+          <w:szCs w:val="24"/>
+          <w:lang w:val="en-US"/>
+        </w:rPr>
+        <w:t>totalSumWords</w:t>
+      </w:r>
+      <w:proofErr w:type="spellEnd"/>
+      <w:r>
+        <w:rPr>
+          <w:rFonts w:ascii="Times New Roman" w:hAnsi="Times New Roman" w:cs="Times New Roman"/>
+          <w:b/>
+          <w:sz w:val="24"/>
+          <w:szCs w:val="24"/>
+        </w:rPr>
+        <w:t>}}</w:t>
+      </w:r>
+      <w:r>
+        <w:rPr>
+          <w:rFonts w:ascii="Times New Roman" w:hAnsi="Times New Roman" w:cs="Times New Roman"/>
+          <w:b/>
+          <w:sz w:val="24"/>
+          <w:szCs w:val="24"/>
+        </w:rPr>
+        <w:t>).</w:t>
+      </w:r>
+    </w:p>
+    <w:p>
+      <w:pPr>
+        <w:rPr>
+          <w:sz w:val="16"/>
+          <w:szCs w:val="16"/>
+        </w:rPr>
+      </w:pPr>
+    </w:p>
+    <w:p>
+      <w:pPr>
+        <w:rPr>
+          <w:sz w:val="16"/>
+          <w:szCs w:val="16"/>
+        </w:rPr>
+      </w:pPr>
+    </w:p>
+    <w:p>
+      <w:pPr>
+        <w:rPr>
+          <w:sz w:val="16"/>
+          <w:szCs w:val="16"/>
+        </w:rPr>
+      </w:pPr>
       <w:bookmarkStart w:id="0" w:name="_GoBack"/>
       <w:bookmarkEnd w:id="0"/>
-    </w:p>
-    <w:p>
-      <w:r>
-        <w:t>{{</w:t>
-      </w:r>
-      <w:r>
-        <w:rPr>
-          <w:lang w:val="en-US"/>
-        </w:rPr>
-        <w:t>table</w:t>
-      </w:r>
-      <w:r>
-        <w:t>}}</w:t>
-      </w:r>
-    </w:p>
-    <w:p/>
-    <w:p>
-      <w:pPr>
-        <w:rPr>
-          <w:rFonts w:ascii="Times New Roman" w:hAnsi="Times New Roman" w:cs="Times New Roman"/>
-          <w:b/>
-          <w:sz w:val="24"/>
-          <w:szCs w:val="24"/>
-        </w:rPr>
-      </w:pPr>
-      <w:r>
-        <w:rPr>
-          <w:rFonts w:ascii="Times New Roman" w:hAnsi="Times New Roman" w:cs="Times New Roman"/>
-          <w:b/>
-          <w:sz w:val="24"/>
-          <w:szCs w:val="24"/>
-        </w:rPr>
-        <w:t>Всего</w:t>
-      </w:r>
-      <w:r>
-        <w:rPr>
-          <w:rFonts w:ascii="Times New Roman" w:hAnsi="Times New Roman" w:cs="Times New Roman"/>
-          <w:b/>
-          <w:sz w:val="24"/>
-          <w:szCs w:val="24"/>
-        </w:rPr>
-        <w:t xml:space="preserve"> на сумму: {{</w:t>
-      </w:r>
-      <w:proofErr w:type="spellStart"/>
-      <w:r>
-        <w:rPr>
-          <w:rFonts w:ascii="Times New Roman" w:hAnsi="Times New Roman" w:cs="Times New Roman"/>
-          <w:b/>
-          <w:sz w:val="24"/>
-          <w:szCs w:val="24"/>
-          <w:lang w:val="en-US"/>
-        </w:rPr>
-        <w:t>totalSum</w:t>
-      </w:r>
-      <w:proofErr w:type="spellEnd"/>
-      <w:r>
-        <w:rPr>
-          <w:rFonts w:ascii="Times New Roman" w:hAnsi="Times New Roman" w:cs="Times New Roman"/>
-          <w:b/>
-          <w:sz w:val="24"/>
-          <w:szCs w:val="24"/>
-        </w:rPr>
-        <w:t>}}</w:t>
-      </w:r>
-      <w:r>
-        <w:rPr>
-          <w:rFonts w:ascii="Times New Roman" w:hAnsi="Times New Roman" w:cs="Times New Roman"/>
-          <w:b/>
-          <w:sz w:val="24"/>
-          <w:szCs w:val="24"/>
-        </w:rPr>
-        <w:t xml:space="preserve"> </w:t>
-      </w:r>
-      <w:proofErr w:type="spellStart"/>
-      <w:r>
-        <w:rPr>
-          <w:rFonts w:ascii="Times New Roman" w:hAnsi="Times New Roman" w:cs="Times New Roman"/>
-          <w:b/>
-          <w:sz w:val="24"/>
-          <w:szCs w:val="24"/>
-        </w:rPr>
-        <w:t>бел.руб</w:t>
-      </w:r>
-      <w:proofErr w:type="spellEnd"/>
-      <w:r>
-        <w:rPr>
-          <w:rFonts w:ascii="Times New Roman" w:hAnsi="Times New Roman" w:cs="Times New Roman"/>
-          <w:b/>
-          <w:sz w:val="24"/>
-          <w:szCs w:val="24"/>
-        </w:rPr>
-        <w:t>.</w:t>
-      </w:r>
-      <w:r>
-        <w:rPr>
-          <w:rFonts w:ascii="Times New Roman" w:hAnsi="Times New Roman" w:cs="Times New Roman"/>
-          <w:b/>
-          <w:sz w:val="24"/>
-          <w:szCs w:val="24"/>
-        </w:rPr>
-        <w:t xml:space="preserve"> </w:t>
-      </w:r>
-      <w:r>
-        <w:rPr>
-          <w:rFonts w:ascii="Times New Roman" w:hAnsi="Times New Roman" w:cs="Times New Roman"/>
-          <w:b/>
-          <w:sz w:val="24"/>
-          <w:szCs w:val="24"/>
-        </w:rPr>
-        <w:t>(</w:t>
-      </w:r>
-      <w:r>
-        <w:rPr>
-          <w:rFonts w:ascii="Times New Roman" w:hAnsi="Times New Roman" w:cs="Times New Roman"/>
-          <w:b/>
-          <w:sz w:val="24"/>
-          <w:szCs w:val="24"/>
-        </w:rPr>
-        <w:t>{{</w:t>
-      </w:r>
-      <w:proofErr w:type="spellStart"/>
-      <w:r>
-        <w:rPr>
-          <w:rFonts w:ascii="Times New Roman" w:hAnsi="Times New Roman" w:cs="Times New Roman"/>
-          <w:b/>
-          <w:sz w:val="24"/>
-          <w:szCs w:val="24"/>
-          <w:lang w:val="en-US"/>
-        </w:rPr>
-        <w:t>totalSumWords</w:t>
-      </w:r>
-      <w:proofErr w:type="spellEnd"/>
-      <w:r>
-        <w:rPr>
-          <w:rFonts w:ascii="Times New Roman" w:hAnsi="Times New Roman" w:cs="Times New Roman"/>
-          <w:b/>
-          <w:sz w:val="24"/>
-          <w:szCs w:val="24"/>
-        </w:rPr>
-        <w:t>}}</w:t>
-      </w:r>
-      <w:r>
-        <w:rPr>
-          <w:rFonts w:ascii="Times New Roman" w:hAnsi="Times New Roman" w:cs="Times New Roman"/>
-          <w:b/>
-          <w:sz w:val="24"/>
-          <w:szCs w:val="24"/>
-        </w:rPr>
-        <w:t>).</w:t>
-      </w:r>
-    </w:p>
-    <w:p>
-      <w:pPr>
-        <w:rPr>
-          <w:sz w:val="16"/>
-          <w:szCs w:val="16"/>
-        </w:rPr>
-      </w:pPr>
-    </w:p>
-    <w:p>
-      <w:pPr>
-        <w:rPr>
-          <w:sz w:val="16"/>
-          <w:szCs w:val="16"/>
-        </w:rPr>
-      </w:pPr>
-    </w:p>
-    <w:p>
-      <w:pPr>
-        <w:rPr>
-          <w:sz w:val="16"/>
-          <w:szCs w:val="16"/>
-        </w:rPr>
-      </w:pPr>
-      <w:r>
-        <w:rPr>
-          <w:rFonts w:ascii="Times New Roman" w:hAnsi="Times New Roman" w:cs="Times New Roman"/>
-          <w:noProof/>
-          <w:sz w:val="24"/>
-          <w:szCs w:val="24"/>
-          <w:lang w:eastAsia="ru-RU"/>
-        </w:rPr>
-        <w:drawing>
-          <wp:anchor distT="0" distB="0" distL="114300" distR="114300" simplePos="0" relativeHeight="251658240" behindDoc="1" locked="0" layoutInCell="1" allowOverlap="1">
-            <wp:simplePos x="0" y="0"/>
-            <wp:positionH relativeFrom="column">
-              <wp:posOffset>1550035</wp:posOffset>
-            </wp:positionH>
-            <wp:positionV relativeFrom="paragraph">
-              <wp:posOffset>8890</wp:posOffset>
-            </wp:positionV>
-            <wp:extent cx="2190750" cy="1590675"/>
-            <wp:effectExtent l="0" t="0" r="0" b="9525"/>
-            <wp:wrapNone/>
-            <wp:docPr id="1" name="Рисунок 1"/>
-            <wp:cNvGraphicFramePr>
-              <a:graphicFrameLocks xmlns:a="http://schemas.openxmlformats.org/drawingml/2006/main" noChangeAspect="1"/>
-            </wp:cNvGraphicFramePr>
-            <a:graphic xmlns:a="http://schemas.openxmlformats.org/drawingml/2006/main">
-              <a:graphicData uri="http://schemas.openxmlformats.org/drawingml/2006/picture">
-                <pic:pic xmlns:pic="http://schemas.openxmlformats.org/drawingml/2006/picture">
-                  <pic:nvPicPr>
-                    <pic:cNvPr id="1" name="Безымянный.jpg"/>
-                    <pic:cNvPicPr/>
-                  </pic:nvPicPr>
-                  <pic:blipFill>
-                    <a:blip r:embed="rId5">
-                      <a:extLst>
-                        <a:ext uri="{28A0092B-C50C-407E-A947-70E740481C1C}">
-                          <a14:useLocalDpi xmlns:a14="http://schemas.microsoft.com/office/drawing/2010/main" val="0"/>
-                        </a:ext>
-                      </a:extLst>
-                    </a:blip>
-                    <a:stretch>
-                      <a:fillRect/>
-                    </a:stretch>
-                  </pic:blipFill>
-                  <pic:spPr>
-                    <a:xfrm>
-                      <a:off x="0" y="0"/>
-                      <a:ext cx="2190750" cy="1590675"/>
-                    </a:xfrm>
-                    <a:prstGeom prst="rect">
-                      <a:avLst/>
-                    </a:prstGeom>
-                  </pic:spPr>
-                </pic:pic>
-              </a:graphicData>
-            </a:graphic>
-            <wp14:sizeRelH relativeFrom="page">
-              <wp14:pctWidth>0</wp14:pctWidth>
-            </wp14:sizeRelH>
-            <wp14:sizeRelV relativeFrom="page">
-              <wp14:pctHeight>0</wp14:pctHeight>
-            </wp14:sizeRelV>
-          </wp:anchor>
-        </w:drawing>
-      </w:r>
     </w:p>
     <w:p>
       <w:pPr>
